--- a/example_articles/immigration_status/Immigrants/1.immigration_status_Immigrants_New_York_Times.docx
+++ b/example_articles/immigration_status/Immigrants/1.immigration_status_Immigrants_New_York_Times.docx
@@ -27,17 +27,17 @@
     </w:p>
     <w:p>
       <w:r>
-        <w:t>Source File: NYT/50.DOCX</w:t>
+        <w:t>Source file: NYT/50.DOCX</w:t>
       </w:r>
     </w:p>
     <w:p>
       <w:r>
-        <w:t>Raw immigration_status result: Children of immigrants mentioned for students, but workers' immigration status: NA</w:t>
+        <w:t>Raw immigration status result, 'immigration_status': Children of immigrants mentioned for students, but workers' immigration status: NA</w:t>
       </w:r>
     </w:p>
     <w:p>
       <w:r>
-        <w:t>immigration_status_stand (Standardized): Immigrants</w:t>
+        <w:t>Standardized immigration status result, 'immigration_status_stand': Immigrants</w:t>
       </w:r>
     </w:p>
     <w:p>
